--- a/dsj2/products/demo/docs/evidence/render/biot-protocol-bilingual-regression.docx
+++ b/dsj2/products/demo/docs/evidence/render/biot-protocol-bilingual-regression.docx
@@ -1,6 +1,6 @@
 
 <file path=word/document.xml><?xml version="1.0" encoding="utf-8"?>
-<w:document xmlns:mc="http://schemas.openxmlformats.org/markup-compatibility/2006" xmlns:r="http://schemas.openxmlformats.org/officeDocument/2006/relationships" xmlns:w="http://schemas.openxmlformats.org/wordprocessingml/2006/main" xmlns:w14="http://schemas.microsoft.com/office/word/2010/wordml" mc:Ignorable="w14 w15 w16se w16cid w16 w16cex w16sdtdh w16sdtfl w16du wp14">
+<w:document xmlns:mc="http://schemas.openxmlformats.org/markup-compatibility/2006" xmlns:r="http://schemas.openxmlformats.org/officeDocument/2006/relationships" xmlns:w="http://schemas.openxmlformats.org/wordprocessingml/2006/main" xmlns:w14="http://schemas.microsoft.com/office/word/2010/wordml" mc:Ignorable="w14">
   <w:body>
     <w:p>
       <w:pPr>
@@ -21,7 +21,7 @@
           <w:szCs w:val="20"/>
           <w:lang w:val="kk-KZ"/>
         </w:rPr>
-        <w:t xml:space="preserve">ТОО </w:t>
+        <w:t xml:space="preserve"/>
       </w:r>
       <w:r>
         <w:rPr>
@@ -1213,7 +1213,7 @@
           <w:sz w:val="20"/>
           <w:szCs w:val="20"/>
         </w:rPr>
-        <w:t>ТЕСТ: приказ комиссии № 7 от 10.09.2026</w:t>
+        <w:t/>
       </w:r>
       <w:r>
         <w:rPr>
@@ -1429,7 +1429,9 @@
       </w:tblGrid>
       <w:tr>
         <w:trPr>
+          <w:cantSplit/>
           <w:trHeight w:val="1550"/>
+          <w:tblHeader/>
         </w:trPr>
         <w:tc>
           <w:tcPr>
@@ -1787,7 +1789,9 @@
       </w:tr>
       <w:tr>
         <w:trPr>
+          <w:cantSplit/>
           <w:trHeight w:val="256"/>
+          <w:tblHeader/>
         </w:trPr>
         <w:tc>
           <w:tcPr>
@@ -1796,10 +1800,8 @@
           </w:tcPr>
           <w:p>
             <w:pPr>
-              <w:pStyle w:val="a9"/>
               <w:numPr>
-                <w:ilvl w:val="0"/>
-                <w:numId w:val="2"/>
+                <w:numId w:val="0"/>
               </w:numPr>
               <w:spacing w:after="0" w:line="240" w:lineRule="auto"/>
               <w:jc w:val="center"/>
@@ -1811,6 +1813,9 @@
                 <w:lang w:eastAsia="en-US"/>
               </w:rPr>
             </w:pPr>
+            <w:r>
+              <w:t>1</w:t>
+            </w:r>
           </w:p>
         </w:tc>
         <w:tc>
@@ -1820,10 +1825,8 @@
           </w:tcPr>
           <w:p>
             <w:pPr>
-              <w:pStyle w:val="a9"/>
               <w:numPr>
-                <w:ilvl w:val="0"/>
-                <w:numId w:val="2"/>
+                <w:numId w:val="0"/>
               </w:numPr>
               <w:spacing w:after="0" w:line="240" w:lineRule="auto"/>
               <w:jc w:val="center"/>
@@ -1835,6 +1838,9 @@
                 <w:lang w:val="kk-KZ"/>
               </w:rPr>
             </w:pPr>
+            <w:r>
+              <w:t>2</w:t>
+            </w:r>
           </w:p>
         </w:tc>
         <w:tc>
@@ -1844,10 +1850,8 @@
           </w:tcPr>
           <w:p>
             <w:pPr>
-              <w:pStyle w:val="a9"/>
               <w:numPr>
-                <w:ilvl w:val="0"/>
-                <w:numId w:val="2"/>
+                <w:numId w:val="0"/>
               </w:numPr>
               <w:spacing w:after="0" w:line="240" w:lineRule="auto"/>
               <w:jc w:val="center"/>
@@ -1858,6 +1862,9 @@
                 <w:szCs w:val="20"/>
               </w:rPr>
             </w:pPr>
+            <w:r>
+              <w:t>3</w:t>
+            </w:r>
           </w:p>
         </w:tc>
         <w:tc>
@@ -1867,10 +1874,8 @@
           </w:tcPr>
           <w:p>
             <w:pPr>
-              <w:pStyle w:val="a9"/>
               <w:numPr>
-                <w:ilvl w:val="0"/>
-                <w:numId w:val="2"/>
+                <w:numId w:val="0"/>
               </w:numPr>
               <w:spacing w:after="0" w:line="240" w:lineRule="auto"/>
               <w:jc w:val="center"/>
@@ -1882,6 +1887,9 @@
                 <w:lang w:val="kk-KZ"/>
               </w:rPr>
             </w:pPr>
+            <w:r>
+              <w:t>4</w:t>
+            </w:r>
           </w:p>
         </w:tc>
         <w:tc>
@@ -1891,10 +1899,8 @@
           </w:tcPr>
           <w:p>
             <w:pPr>
-              <w:pStyle w:val="a9"/>
               <w:numPr>
-                <w:ilvl w:val="0"/>
-                <w:numId w:val="2"/>
+                <w:numId w:val="0"/>
               </w:numPr>
               <w:spacing w:after="0" w:line="240" w:lineRule="auto"/>
               <w:jc w:val="center"/>
@@ -1906,6 +1912,9 @@
                 <w:lang w:val="kk-KZ"/>
               </w:rPr>
             </w:pPr>
+            <w:r>
+              <w:t>5</w:t>
+            </w:r>
           </w:p>
         </w:tc>
         <w:tc>
@@ -1915,10 +1924,8 @@
           </w:tcPr>
           <w:p>
             <w:pPr>
-              <w:pStyle w:val="a9"/>
               <w:numPr>
-                <w:ilvl w:val="0"/>
-                <w:numId w:val="2"/>
+                <w:numId w:val="0"/>
               </w:numPr>
               <w:spacing w:after="0" w:line="240" w:lineRule="auto"/>
               <w:jc w:val="center"/>
@@ -1930,11 +1937,15 @@
                 <w:lang w:val="kk-KZ"/>
               </w:rPr>
             </w:pPr>
+            <w:r>
+              <w:t>6</w:t>
+            </w:r>
           </w:p>
         </w:tc>
       </w:tr>
       <w:tr>
         <w:trPr>
+          <w:cantSplit/>
           <w:trHeight w:val="373"/>
         </w:trPr>
         <w:tc>
@@ -1945,8 +1956,7 @@
           <w:p>
             <w:pPr>
               <w:numPr>
-                <w:ilvl w:val="0"/>
-                <w:numId w:val="1"/>
+                <w:numId w:val="0"/>
               </w:numPr>
               <w:spacing w:after="0" w:line="240" w:lineRule="auto"/>
               <w:contextualSpacing/>
@@ -1958,6 +1968,9 @@
                 <w:lang w:eastAsia="en-US"/>
               </w:rPr>
             </w:pPr>
+            <w:r>
+              <w:t>1</w:t>
+            </w:r>
           </w:p>
         </w:tc>
         <w:tc>
@@ -2179,7 +2192,7 @@
                 <w:szCs w:val="20"/>
                 <w:shd w:val="clear" w:color="auto" w:fill="FFFFFF"/>
               </w:rPr>
-              <w:t xml:space="preserve"> </w:t>
+              <w:t xml:space="preserve"/>
             </w:r>
             <w:r>
               <w:rPr>
@@ -2189,7 +2202,7 @@
                 <w:szCs w:val="20"/>
                 <w:shd w:val="clear" w:color="auto" w:fill="FFFFFF"/>
               </w:rPr>
-              <w:t>ЖШС</w:t>
+              <w:t/>
             </w:r>
             <w:r>
               <w:rPr>
@@ -2517,6 +2530,9 @@
           </w:tcPr>
           <w:p>
             <w:pPr>
+              <w:numPr>
+                <w:numId w:val="0"/>
+              </w:numPr>
               <w:spacing w:after="0"/>
               <w:jc w:val="center"/>
               <w:rPr>
@@ -2527,77 +2543,6 @@
               </w:rPr>
             </w:pPr>
             <w:r>
-              <w:rPr>
-                <w:rFonts w:ascii="Liberation Serif" w:eastAsia="Liberation Serif" w:hAnsi="Liberation Serif" w:cs="Liberation Serif"/>
-                <w:sz w:val="20"/>
-                <w:szCs w:val="20"/>
-                <w:lang w:val="kk-KZ" w:eastAsia="en-US"/>
-              </w:rPr>
-            </w:r>
-            <w:r>
-              <w:rPr>
-                <w:rFonts w:ascii="Liberation Serif" w:eastAsia="Liberation Serif" w:hAnsi="Liberation Serif" w:cs="Liberation Serif"/>
-                <w:sz w:val="20"/>
-                <w:szCs w:val="20"/>
-                <w:lang w:val="kk-KZ" w:eastAsia="en-US"/>
-              </w:rPr>
-            </w:r>
-            <w:r>
-              <w:rPr>
-                <w:rFonts w:ascii="Liberation Serif" w:eastAsia="Liberation Serif" w:hAnsi="Liberation Serif" w:cs="Liberation Serif"/>
-                <w:sz w:val="20"/>
-                <w:szCs w:val="20"/>
-                <w:lang w:val="kk-KZ" w:eastAsia="en-US"/>
-              </w:rPr>
-            </w:r>
-            <w:r>
-              <w:rPr>
-                <w:rFonts w:ascii="Liberation Serif" w:eastAsia="Liberation Serif" w:hAnsi="Liberation Serif" w:cs="Liberation Serif"/>
-                <w:noProof/>
-                <w:sz w:val="20"/>
-                <w:szCs w:val="20"/>
-                <w:lang w:val="kk-KZ" w:eastAsia="en-US"/>
-              </w:rPr>
-              <w:t>ТЕСТ-00001</w:t>
-            </w:r>
-            <w:r>
-              <w:rPr>
-                <w:rFonts w:ascii="Liberation Serif" w:eastAsia="Liberation Serif" w:hAnsi="Liberation Serif" w:cs="Liberation Serif"/>
-                <w:sz w:val="20"/>
-                <w:szCs w:val="20"/>
-                <w:lang w:val="kk-KZ" w:eastAsia="en-US"/>
-              </w:rPr>
-            </w:r>
-            <w:r>
-              <w:rPr>
-                <w:rFonts w:ascii="Liberation Serif" w:eastAsia="Liberation Serif" w:hAnsi="Liberation Serif" w:cs="Liberation Serif"/>
-                <w:sz w:val="20"/>
-                <w:szCs w:val="20"/>
-                <w:lang w:val="kk-KZ" w:eastAsia="en-US"/>
-              </w:rPr>
-            </w:r>
-            <w:r>
-              <w:rPr>
-                <w:rFonts w:ascii="Liberation Serif" w:eastAsia="Liberation Serif" w:hAnsi="Liberation Serif" w:cs="Liberation Serif"/>
-                <w:sz w:val="20"/>
-                <w:szCs w:val="20"/>
-                <w:lang w:val="kk-KZ" w:eastAsia="en-US"/>
-              </w:rPr>
-            </w:r>
-            <w:r>
-              <w:rPr>
-                <w:rFonts w:ascii="Liberation Serif" w:eastAsia="Liberation Serif" w:hAnsi="Liberation Serif" w:cs="Liberation Serif"/>
-                <w:sz w:val="20"/>
-                <w:szCs w:val="20"/>
-                <w:lang w:val="kk-KZ" w:eastAsia="en-US"/>
-              </w:rPr>
-            </w:r>
-            <w:r>
-              <w:rPr>
-                <w:rFonts w:ascii="Liberation Serif" w:hAnsi="Liberation Serif" w:cs="Liberation Serif" w:eastAsia="Liberation Serif"/>
-                <w:sz w:val="20"/>
-                <w:szCs w:val="20"/>
-              </w:rPr>
               <w:t/>
             </w:r>
           </w:p>
@@ -3475,8 +3420,8 @@
     </w:pPr>
     <w:r>
       <w:rPr>
+        <w:color w:val="9C2020"/>
         <w:sz w:val="14"/>
-        <w:color w:val="9C2020"/>
       </w:rPr>
       <w:t>ДЕМО — НЕ ЯВЛЯЕТСЯ ВЫДАННЫМ ДОКУМЕНТОМ</w:t>
     </w:r>
@@ -3621,63 +3566,6 @@
             <w:rPr>
               <w:noProof/>
             </w:rPr>
-            <w:drawing>
-              <wp:anchor distT="0" distB="0" distL="114300" distR="114300" simplePos="0" relativeHeight="251660288" behindDoc="1" locked="0" layoutInCell="1" allowOverlap="1" wp14:anchorId="0A7BAB43" wp14:editId="508D22B9">
-                <wp:simplePos x="0" y="0"/>
-                <wp:positionH relativeFrom="column">
-                  <wp:posOffset>-51204</wp:posOffset>
-                </wp:positionH>
-                <wp:positionV relativeFrom="paragraph">
-                  <wp:posOffset>2086</wp:posOffset>
-                </wp:positionV>
-                <wp:extent cx="3489179" cy="984068"/>
-                <wp:effectExtent l="0" t="0" r="0" b="0"/>
-                <wp:wrapNone/>
-                <wp:docPr id="533558265" name="Рисунок 1"/>
-                <wp:cNvGraphicFramePr>
-                  <a:graphicFrameLocks xmlns:a="http://schemas.openxmlformats.org/drawingml/2006/main" noChangeAspect="1"/>
-                </wp:cNvGraphicFramePr>
-                <a:graphic xmlns:a="http://schemas.openxmlformats.org/drawingml/2006/main">
-                  <a:graphicData uri="http://schemas.openxmlformats.org/drawingml/2006/picture">
-                    <pic:pic xmlns:pic="http://schemas.openxmlformats.org/drawingml/2006/picture">
-                      <pic:nvPicPr>
-                        <pic:cNvPr id="533558265" name="Рисунок 533558265"/>
-                        <pic:cNvPicPr/>
-                      </pic:nvPicPr>
-                      <pic:blipFill rotWithShape="1">
-                        <a:srcRect t="36461" b="35335"/>
-                        <a:stretch>
-                          <a:fillRect/>
-                        </a:stretch>
-                      </pic:blipFill>
-                      <pic:spPr bwMode="auto">
-                        <a:xfrm>
-                          <a:off x="0" y="0"/>
-                          <a:ext cx="3489179" cy="984068"/>
-                        </a:xfrm>
-                        <a:prstGeom prst="rect">
-                          <a:avLst/>
-                        </a:prstGeom>
-                        <a:ln>
-                          <a:noFill/>
-                        </a:ln>
-                        <a:extLst>
-                          <a:ext uri="{53640926-AAD7-44D8-BBD7-CCE9431645EC}">
-                            <a14:shadowObscured xmlns:a14="http://schemas.microsoft.com/office/drawing/2010/main"/>
-                          </a:ext>
-                        </a:extLst>
-                      </pic:spPr>
-                    </pic:pic>
-                  </a:graphicData>
-                </a:graphic>
-                <wp14:sizeRelH relativeFrom="page">
-                  <wp14:pctWidth>0</wp14:pctWidth>
-                </wp14:sizeRelH>
-                <wp14:sizeRelV relativeFrom="page">
-                  <wp14:pctHeight>0</wp14:pctHeight>
-                </wp14:sizeRelV>
-              </wp:anchor>
-            </w:drawing>
           </w:r>
         </w:p>
         <w:p>
